--- a/project-personal/stage3/report/Панина_Проект3_отчёт.docx
+++ b/project-personal/stage3/report/Панина_Проект3_отчёт.docx
@@ -808,7 +808,7 @@
         <w:pStyle w:val="FirstParagraph"/>
       </w:pPr>
       <w:r>
-        <w:t xml:space="preserve">В ходе выполнения второго этапа индивидуального проекта я продолжила работу с сайтом, отредактировала его в соответствии с требованиями, добавила данные о себе на сайт.</w:t>
+        <w:t xml:space="preserve">В ходе выполнения третьего этапа индивидуального проекта я продолжила работу с сайтом, отредактировала его в соответствии с требованиями, добавила данные о себе на сайт.</w:t>
       </w:r>
     </w:p>
     <w:bookmarkEnd w:id="47"/>
